--- a/экз/Вопросы к экзамену.docx
+++ b/экз/Вопросы к экзамену.docx
@@ -4,8 +4,9 @@
   <w:body>
     <w:p>
       <w:pPr>
-        <w:spacing w:after="0" w:line="360" w:lineRule="auto"/>
-        <w:ind w:firstLine="709"/>
+        <w:pStyle w:val="a7"/>
+        <w:spacing w:after="0" w:line="360" w:lineRule="auto"/>
+        <w:ind w:left="1429"/>
         <w:jc w:val="both"/>
         <w:rPr>
           <w:rFonts w:ascii="Times New Roman" w:hAnsi="Times New Roman" w:cs="Times New Roman"/>
@@ -26,129 +27,549 @@
     </w:p>
     <w:p>
       <w:pPr>
-        <w:spacing w:after="0" w:line="360" w:lineRule="auto"/>
-        <w:ind w:firstLine="709"/>
-        <w:jc w:val="both"/>
-        <w:rPr>
-          <w:rFonts w:ascii="Times New Roman" w:hAnsi="Times New Roman" w:cs="Times New Roman"/>
-          <w:bCs/>
-          <w:sz w:val="28"/>
-          <w:szCs w:val="28"/>
-        </w:rPr>
-      </w:pPr>
-      <w:r>
-        <w:rPr>
-          <w:rFonts w:ascii="Times New Roman" w:hAnsi="Times New Roman" w:cs="Times New Roman"/>
-          <w:bCs/>
-          <w:sz w:val="28"/>
-          <w:szCs w:val="28"/>
-        </w:rPr>
-        <w:t>1. Понятие информации</w:t>
-      </w:r>
-    </w:p>
-    <w:p>
-      <w:pPr>
-        <w:spacing w:after="0" w:line="360" w:lineRule="auto"/>
-        <w:ind w:firstLine="709"/>
-        <w:jc w:val="both"/>
-        <w:rPr>
-          <w:rFonts w:ascii="Times New Roman" w:hAnsi="Times New Roman" w:cs="Times New Roman"/>
-          <w:bCs/>
-          <w:sz w:val="28"/>
-          <w:szCs w:val="28"/>
-        </w:rPr>
-      </w:pPr>
-      <w:r>
-        <w:rPr>
-          <w:rFonts w:ascii="Times New Roman" w:hAnsi="Times New Roman" w:cs="Times New Roman"/>
-          <w:bCs/>
-          <w:sz w:val="28"/>
-          <w:szCs w:val="28"/>
-        </w:rPr>
-        <w:t>2. Отличие информации от данных</w:t>
-      </w:r>
-    </w:p>
-    <w:p>
-      <w:pPr>
-        <w:spacing w:after="0" w:line="360" w:lineRule="auto"/>
-        <w:ind w:firstLine="709"/>
-        <w:jc w:val="both"/>
-        <w:rPr>
-          <w:rFonts w:ascii="Times New Roman" w:hAnsi="Times New Roman" w:cs="Times New Roman"/>
-          <w:bCs/>
-          <w:sz w:val="28"/>
-          <w:szCs w:val="28"/>
-        </w:rPr>
-      </w:pPr>
-      <w:r>
-        <w:rPr>
-          <w:rFonts w:ascii="Times New Roman" w:hAnsi="Times New Roman" w:cs="Times New Roman"/>
-          <w:bCs/>
-          <w:sz w:val="28"/>
-          <w:szCs w:val="28"/>
-        </w:rPr>
-        <w:t>3. Статическое и динамическое состояние информации</w:t>
-      </w:r>
-    </w:p>
-    <w:p>
-      <w:pPr>
-        <w:spacing w:after="0" w:line="360" w:lineRule="auto"/>
-        <w:ind w:firstLine="709"/>
-        <w:jc w:val="both"/>
-        <w:rPr>
-          <w:rFonts w:ascii="Times New Roman" w:hAnsi="Times New Roman" w:cs="Times New Roman"/>
-          <w:bCs/>
-          <w:sz w:val="28"/>
-          <w:szCs w:val="28"/>
-        </w:rPr>
-      </w:pPr>
-      <w:r>
-        <w:rPr>
-          <w:rFonts w:ascii="Times New Roman" w:hAnsi="Times New Roman" w:cs="Times New Roman"/>
-          <w:bCs/>
-          <w:sz w:val="28"/>
-          <w:szCs w:val="28"/>
-        </w:rPr>
-        <w:t>4. Характеристики основные виды информации.</w:t>
+        <w:pStyle w:val="a7"/>
+        <w:numPr>
+          <w:ilvl w:val="0"/>
+          <w:numId w:val="2"/>
+        </w:numPr>
+        <w:spacing w:after="0" w:line="360" w:lineRule="auto"/>
+        <w:jc w:val="both"/>
+        <w:rPr>
+          <w:rFonts w:ascii="Times New Roman" w:hAnsi="Times New Roman" w:cs="Times New Roman"/>
+          <w:bCs/>
+          <w:sz w:val="28"/>
+          <w:szCs w:val="28"/>
+        </w:rPr>
+      </w:pPr>
+      <w:r>
+        <w:rPr>
+          <w:rFonts w:ascii="Times New Roman" w:hAnsi="Times New Roman" w:cs="Times New Roman"/>
+          <w:bCs/>
+          <w:sz w:val="28"/>
+          <w:szCs w:val="28"/>
+        </w:rPr>
+        <w:t>Понятие информации</w:t>
+      </w:r>
+    </w:p>
+    <w:p>
+      <w:pPr>
+        <w:pStyle w:val="a7"/>
+        <w:numPr>
+          <w:ilvl w:val="0"/>
+          <w:numId w:val="2"/>
+        </w:numPr>
+        <w:spacing w:after="0" w:line="360" w:lineRule="auto"/>
+        <w:jc w:val="both"/>
+        <w:rPr>
+          <w:rFonts w:ascii="Times New Roman" w:hAnsi="Times New Roman" w:cs="Times New Roman"/>
+          <w:bCs/>
+          <w:sz w:val="28"/>
+          <w:szCs w:val="28"/>
+        </w:rPr>
+      </w:pPr>
+      <w:r>
+        <w:rPr>
+          <w:rFonts w:ascii="Times New Roman" w:hAnsi="Times New Roman" w:cs="Times New Roman"/>
+          <w:bCs/>
+          <w:sz w:val="28"/>
+          <w:szCs w:val="28"/>
+        </w:rPr>
+        <w:t>Отличие информации от данных</w:t>
+      </w:r>
+    </w:p>
+    <w:p>
+      <w:pPr>
+        <w:pStyle w:val="a7"/>
+        <w:numPr>
+          <w:ilvl w:val="0"/>
+          <w:numId w:val="2"/>
+        </w:numPr>
+        <w:spacing w:after="0" w:line="360" w:lineRule="auto"/>
+        <w:jc w:val="both"/>
+        <w:rPr>
+          <w:rFonts w:ascii="Times New Roman" w:hAnsi="Times New Roman" w:cs="Times New Roman"/>
+          <w:bCs/>
+          <w:sz w:val="28"/>
+          <w:szCs w:val="28"/>
+        </w:rPr>
+      </w:pPr>
+      <w:r>
+        <w:rPr>
+          <w:rFonts w:ascii="Times New Roman" w:hAnsi="Times New Roman" w:cs="Times New Roman"/>
+          <w:bCs/>
+          <w:sz w:val="28"/>
+          <w:szCs w:val="28"/>
+        </w:rPr>
+        <w:t>Статическое и динамическое состояние информации</w:t>
+      </w:r>
+    </w:p>
+    <w:p>
+      <w:pPr>
+        <w:pStyle w:val="a7"/>
+        <w:numPr>
+          <w:ilvl w:val="0"/>
+          <w:numId w:val="2"/>
+        </w:numPr>
+        <w:spacing w:after="0" w:line="360" w:lineRule="auto"/>
+        <w:jc w:val="both"/>
+        <w:rPr>
+          <w:rFonts w:ascii="Times New Roman" w:hAnsi="Times New Roman" w:cs="Times New Roman"/>
+          <w:bCs/>
+          <w:sz w:val="28"/>
+          <w:szCs w:val="28"/>
+        </w:rPr>
+      </w:pPr>
+      <w:r>
+        <w:rPr>
+          <w:rFonts w:ascii="Times New Roman" w:hAnsi="Times New Roman" w:cs="Times New Roman"/>
+          <w:bCs/>
+          <w:sz w:val="28"/>
+          <w:szCs w:val="28"/>
+        </w:rPr>
+        <w:t>Характеристики основные виды информации.</w:t>
+      </w:r>
+    </w:p>
+    <w:p>
+      <w:pPr>
+        <w:pStyle w:val="a7"/>
+        <w:numPr>
+          <w:ilvl w:val="0"/>
+          <w:numId w:val="2"/>
+        </w:numPr>
+        <w:spacing w:after="0" w:line="360" w:lineRule="auto"/>
+        <w:jc w:val="both"/>
+        <w:rPr>
+          <w:rFonts w:ascii="Times New Roman" w:hAnsi="Times New Roman" w:cs="Times New Roman"/>
+          <w:bCs/>
+          <w:sz w:val="28"/>
+          <w:szCs w:val="28"/>
+        </w:rPr>
+      </w:pPr>
+      <w:r>
+        <w:rPr>
+          <w:rFonts w:ascii="Times New Roman" w:hAnsi="Times New Roman" w:cs="Times New Roman"/>
+          <w:bCs/>
+          <w:sz w:val="28"/>
+          <w:szCs w:val="28"/>
+        </w:rPr>
+        <w:t>Архитектура открытых систем.</w:t>
+      </w:r>
+    </w:p>
+    <w:p>
+      <w:pPr>
+        <w:pStyle w:val="a7"/>
+        <w:numPr>
+          <w:ilvl w:val="0"/>
+          <w:numId w:val="2"/>
+        </w:numPr>
+        <w:spacing w:after="0" w:line="360" w:lineRule="auto"/>
+        <w:jc w:val="both"/>
+        <w:rPr>
+          <w:rFonts w:ascii="Times New Roman" w:hAnsi="Times New Roman" w:cs="Times New Roman"/>
+          <w:bCs/>
+          <w:sz w:val="28"/>
+          <w:szCs w:val="28"/>
+        </w:rPr>
+      </w:pPr>
+      <w:r>
+        <w:rPr>
+          <w:rFonts w:ascii="Times New Roman" w:hAnsi="Times New Roman" w:cs="Times New Roman"/>
+          <w:bCs/>
+          <w:sz w:val="28"/>
+          <w:szCs w:val="28"/>
+          <w:highlight w:val="yellow"/>
+        </w:rPr>
+        <w:t>Основные понятия архитектуры информационных сетей.</w:t>
+      </w:r>
+    </w:p>
+    <w:p>
+      <w:pPr>
+        <w:pStyle w:val="a7"/>
+        <w:numPr>
+          <w:ilvl w:val="0"/>
+          <w:numId w:val="2"/>
+        </w:numPr>
+        <w:spacing w:after="0" w:line="360" w:lineRule="auto"/>
+        <w:jc w:val="both"/>
+        <w:rPr>
+          <w:rFonts w:ascii="Times New Roman" w:hAnsi="Times New Roman" w:cs="Times New Roman"/>
+          <w:bCs/>
+          <w:sz w:val="28"/>
+          <w:szCs w:val="28"/>
+        </w:rPr>
+      </w:pPr>
+      <w:r>
+        <w:rPr>
+          <w:rFonts w:ascii="Times New Roman" w:hAnsi="Times New Roman" w:cs="Times New Roman"/>
+          <w:bCs/>
+          <w:sz w:val="28"/>
+          <w:szCs w:val="28"/>
+        </w:rPr>
+        <w:t>Класс информационных систем и сетей как открытые информационные системы.</w:t>
+      </w:r>
+    </w:p>
+    <w:p>
+      <w:pPr>
+        <w:pStyle w:val="a7"/>
+        <w:numPr>
+          <w:ilvl w:val="0"/>
+          <w:numId w:val="2"/>
+        </w:numPr>
+        <w:spacing w:after="0" w:line="360" w:lineRule="auto"/>
+        <w:jc w:val="both"/>
+        <w:rPr>
+          <w:rFonts w:ascii="Times New Roman" w:hAnsi="Times New Roman" w:cs="Times New Roman"/>
+          <w:bCs/>
+          <w:sz w:val="28"/>
+          <w:szCs w:val="28"/>
+        </w:rPr>
+      </w:pPr>
+      <w:r>
+        <w:rPr>
+          <w:rFonts w:ascii="Times New Roman" w:hAnsi="Times New Roman" w:cs="Times New Roman"/>
+          <w:bCs/>
+          <w:sz w:val="28"/>
+          <w:szCs w:val="28"/>
+        </w:rPr>
+        <w:t>Модели и структуры информационных систем.</w:t>
+      </w:r>
+    </w:p>
+    <w:p>
+      <w:pPr>
+        <w:pStyle w:val="a7"/>
+        <w:numPr>
+          <w:ilvl w:val="0"/>
+          <w:numId w:val="2"/>
+        </w:numPr>
+        <w:spacing w:after="0" w:line="360" w:lineRule="auto"/>
+        <w:jc w:val="both"/>
+        <w:rPr>
+          <w:rFonts w:ascii="Times New Roman" w:hAnsi="Times New Roman" w:cs="Times New Roman"/>
+          <w:bCs/>
+          <w:sz w:val="28"/>
+          <w:szCs w:val="28"/>
+        </w:rPr>
+      </w:pPr>
+      <w:r>
+        <w:rPr>
+          <w:rFonts w:ascii="Times New Roman" w:hAnsi="Times New Roman" w:cs="Times New Roman"/>
+          <w:bCs/>
+          <w:sz w:val="28"/>
+          <w:szCs w:val="28"/>
+        </w:rPr>
+        <w:t>Информационные ресурсы.</w:t>
+      </w:r>
+    </w:p>
+    <w:p>
+      <w:pPr>
+        <w:pStyle w:val="a7"/>
+        <w:numPr>
+          <w:ilvl w:val="0"/>
+          <w:numId w:val="1"/>
+        </w:numPr>
+        <w:spacing w:after="0" w:line="360" w:lineRule="auto"/>
+        <w:jc w:val="both"/>
+        <w:rPr>
+          <w:rFonts w:ascii="Times New Roman" w:hAnsi="Times New Roman" w:cs="Times New Roman"/>
+          <w:bCs/>
+          <w:sz w:val="28"/>
+          <w:szCs w:val="28"/>
+        </w:rPr>
+      </w:pPr>
+      <w:r>
+        <w:rPr>
+          <w:rFonts w:ascii="Times New Roman" w:hAnsi="Times New Roman" w:cs="Times New Roman"/>
+          <w:bCs/>
+          <w:sz w:val="28"/>
+          <w:szCs w:val="28"/>
+        </w:rPr>
+        <w:t>12. Компоненты информационных систем.</w:t>
+      </w:r>
+    </w:p>
+    <w:p>
+      <w:pPr>
+        <w:pStyle w:val="a7"/>
+        <w:numPr>
+          <w:ilvl w:val="0"/>
+          <w:numId w:val="1"/>
+        </w:numPr>
+        <w:spacing w:after="0" w:line="360" w:lineRule="auto"/>
+        <w:jc w:val="both"/>
+        <w:rPr>
+          <w:rFonts w:ascii="Times New Roman" w:hAnsi="Times New Roman" w:cs="Times New Roman"/>
+          <w:bCs/>
+          <w:sz w:val="28"/>
+          <w:szCs w:val="28"/>
+        </w:rPr>
+      </w:pPr>
+      <w:r>
+        <w:rPr>
+          <w:rFonts w:ascii="Times New Roman" w:hAnsi="Times New Roman" w:cs="Times New Roman"/>
+          <w:bCs/>
+          <w:sz w:val="28"/>
+          <w:szCs w:val="28"/>
+          <w:highlight w:val="yellow"/>
+        </w:rPr>
+        <w:t>14. Безопасность информации в системе.</w:t>
+      </w:r>
+    </w:p>
+    <w:p>
+      <w:pPr>
+        <w:pStyle w:val="a7"/>
+        <w:numPr>
+          <w:ilvl w:val="0"/>
+          <w:numId w:val="1"/>
+        </w:numPr>
+        <w:spacing w:after="0" w:line="360" w:lineRule="auto"/>
+        <w:jc w:val="both"/>
+        <w:rPr>
+          <w:rFonts w:ascii="Times New Roman" w:hAnsi="Times New Roman" w:cs="Times New Roman"/>
+          <w:bCs/>
+          <w:sz w:val="28"/>
+          <w:szCs w:val="28"/>
+        </w:rPr>
+      </w:pPr>
+      <w:r>
+        <w:rPr>
+          <w:rFonts w:ascii="Times New Roman" w:hAnsi="Times New Roman" w:cs="Times New Roman"/>
+          <w:bCs/>
+          <w:sz w:val="28"/>
+          <w:szCs w:val="28"/>
+        </w:rPr>
+        <w:t>17. Классификация ИС по виду информации.</w:t>
+      </w:r>
+    </w:p>
+    <w:p>
+      <w:pPr>
+        <w:pStyle w:val="a7"/>
+        <w:numPr>
+          <w:ilvl w:val="0"/>
+          <w:numId w:val="1"/>
+        </w:numPr>
+        <w:spacing w:after="0" w:line="360" w:lineRule="auto"/>
+        <w:jc w:val="both"/>
+        <w:rPr>
+          <w:rFonts w:ascii="Times New Roman" w:hAnsi="Times New Roman" w:cs="Times New Roman"/>
+          <w:bCs/>
+          <w:sz w:val="28"/>
+          <w:szCs w:val="28"/>
+        </w:rPr>
+      </w:pPr>
+      <w:r>
+        <w:rPr>
+          <w:rFonts w:ascii="Times New Roman" w:hAnsi="Times New Roman" w:cs="Times New Roman"/>
+          <w:bCs/>
+          <w:sz w:val="28"/>
+          <w:szCs w:val="28"/>
+          <w:highlight w:val="yellow"/>
+        </w:rPr>
+        <w:t>18. Предметные области ИС.</w:t>
+      </w:r>
+    </w:p>
+    <w:p>
+      <w:pPr>
+        <w:pStyle w:val="a7"/>
+        <w:numPr>
+          <w:ilvl w:val="0"/>
+          <w:numId w:val="1"/>
+        </w:numPr>
+        <w:spacing w:after="0" w:line="360" w:lineRule="auto"/>
+        <w:jc w:val="both"/>
+        <w:rPr>
+          <w:rFonts w:ascii="Times New Roman" w:hAnsi="Times New Roman" w:cs="Times New Roman"/>
+          <w:bCs/>
+          <w:sz w:val="28"/>
+          <w:szCs w:val="28"/>
+        </w:rPr>
+      </w:pPr>
+      <w:r>
+        <w:rPr>
+          <w:rFonts w:ascii="Times New Roman" w:hAnsi="Times New Roman" w:cs="Times New Roman"/>
+          <w:bCs/>
+          <w:sz w:val="28"/>
+          <w:szCs w:val="28"/>
+          <w:highlight w:val="yellow"/>
+        </w:rPr>
+        <w:t>19. Архитектуры информационных систем.</w:t>
+      </w:r>
+    </w:p>
+    <w:p>
+      <w:pPr>
+        <w:pStyle w:val="a7"/>
+        <w:numPr>
+          <w:ilvl w:val="0"/>
+          <w:numId w:val="1"/>
+        </w:numPr>
+        <w:spacing w:after="0" w:line="360" w:lineRule="auto"/>
+        <w:jc w:val="both"/>
+        <w:rPr>
+          <w:rFonts w:ascii="Times New Roman" w:hAnsi="Times New Roman" w:cs="Times New Roman"/>
+          <w:bCs/>
+          <w:sz w:val="28"/>
+          <w:szCs w:val="28"/>
+        </w:rPr>
+      </w:pPr>
+      <w:r>
+        <w:rPr>
+          <w:rFonts w:ascii="Times New Roman" w:hAnsi="Times New Roman" w:cs="Times New Roman"/>
+          <w:bCs/>
+          <w:sz w:val="28"/>
+          <w:szCs w:val="28"/>
+        </w:rPr>
+        <w:t>20. Эталонная модель взаимодействия открытых систем.</w:t>
+      </w:r>
+    </w:p>
+    <w:p>
+      <w:pPr>
+        <w:pStyle w:val="a7"/>
+        <w:numPr>
+          <w:ilvl w:val="0"/>
+          <w:numId w:val="1"/>
+        </w:numPr>
+        <w:spacing w:after="0" w:line="360" w:lineRule="auto"/>
+        <w:jc w:val="both"/>
+        <w:rPr>
+          <w:rFonts w:ascii="Times New Roman" w:hAnsi="Times New Roman" w:cs="Times New Roman"/>
+          <w:bCs/>
+          <w:sz w:val="28"/>
+          <w:szCs w:val="28"/>
+          <w:highlight w:val="yellow"/>
+        </w:rPr>
+      </w:pPr>
+      <w:r>
+        <w:rPr>
+          <w:rFonts w:ascii="Times New Roman" w:hAnsi="Times New Roman" w:cs="Times New Roman"/>
+          <w:bCs/>
+          <w:sz w:val="28"/>
+          <w:szCs w:val="28"/>
+          <w:highlight w:val="yellow"/>
+        </w:rPr>
+        <w:t>22. Уровни модели OSI</w:t>
+      </w:r>
+    </w:p>
+    <w:p>
+      <w:pPr>
+        <w:pStyle w:val="a7"/>
+        <w:numPr>
+          <w:ilvl w:val="0"/>
+          <w:numId w:val="1"/>
+        </w:numPr>
+        <w:spacing w:after="0" w:line="360" w:lineRule="auto"/>
+        <w:jc w:val="both"/>
+        <w:rPr>
+          <w:rFonts w:ascii="Times New Roman" w:hAnsi="Times New Roman" w:cs="Times New Roman"/>
+          <w:bCs/>
+          <w:sz w:val="28"/>
+          <w:szCs w:val="28"/>
+          <w:highlight w:val="yellow"/>
+        </w:rPr>
+      </w:pPr>
+      <w:r>
+        <w:rPr>
+          <w:rFonts w:ascii="Times New Roman" w:hAnsi="Times New Roman" w:cs="Times New Roman"/>
+          <w:bCs/>
+          <w:sz w:val="28"/>
+          <w:szCs w:val="28"/>
+          <w:highlight w:val="yellow"/>
+        </w:rPr>
+        <w:t>23. Прикладной уровень OSI;</w:t>
+      </w:r>
+    </w:p>
+    <w:p>
+      <w:pPr>
+        <w:pStyle w:val="a7"/>
+        <w:numPr>
+          <w:ilvl w:val="0"/>
+          <w:numId w:val="1"/>
+        </w:numPr>
+        <w:spacing w:after="0" w:line="360" w:lineRule="auto"/>
+        <w:jc w:val="both"/>
+        <w:rPr>
+          <w:rFonts w:ascii="Times New Roman" w:hAnsi="Times New Roman" w:cs="Times New Roman"/>
+          <w:bCs/>
+          <w:sz w:val="28"/>
+          <w:szCs w:val="28"/>
+          <w:highlight w:val="yellow"/>
+        </w:rPr>
+      </w:pPr>
+      <w:r>
+        <w:rPr>
+          <w:rFonts w:ascii="Times New Roman" w:hAnsi="Times New Roman" w:cs="Times New Roman"/>
+          <w:bCs/>
+          <w:sz w:val="28"/>
+          <w:szCs w:val="28"/>
+          <w:highlight w:val="yellow"/>
+        </w:rPr>
+        <w:t>24. Представительский уровень OSI;</w:t>
+      </w:r>
+    </w:p>
+    <w:p>
+      <w:pPr>
+        <w:pStyle w:val="a7"/>
+        <w:numPr>
+          <w:ilvl w:val="0"/>
+          <w:numId w:val="1"/>
+        </w:numPr>
+        <w:spacing w:after="0" w:line="360" w:lineRule="auto"/>
+        <w:jc w:val="both"/>
+        <w:rPr>
+          <w:rFonts w:ascii="Times New Roman" w:hAnsi="Times New Roman" w:cs="Times New Roman"/>
+          <w:bCs/>
+          <w:sz w:val="28"/>
+          <w:szCs w:val="28"/>
+          <w:highlight w:val="yellow"/>
+        </w:rPr>
+      </w:pPr>
+      <w:r>
+        <w:rPr>
+          <w:rFonts w:ascii="Times New Roman" w:hAnsi="Times New Roman" w:cs="Times New Roman"/>
+          <w:bCs/>
+          <w:sz w:val="28"/>
+          <w:szCs w:val="28"/>
+          <w:highlight w:val="yellow"/>
+        </w:rPr>
+        <w:t>25. Сеансовый уровень OSI;</w:t>
+      </w:r>
+    </w:p>
+    <w:p>
+      <w:pPr>
+        <w:pStyle w:val="a7"/>
+        <w:numPr>
+          <w:ilvl w:val="0"/>
+          <w:numId w:val="1"/>
+        </w:numPr>
+        <w:spacing w:after="0" w:line="360" w:lineRule="auto"/>
+        <w:jc w:val="both"/>
+        <w:rPr>
+          <w:rFonts w:ascii="Times New Roman" w:hAnsi="Times New Roman" w:cs="Times New Roman"/>
+          <w:bCs/>
+          <w:sz w:val="28"/>
+          <w:szCs w:val="28"/>
+          <w:highlight w:val="yellow"/>
+        </w:rPr>
+      </w:pPr>
+      <w:r>
+        <w:rPr>
+          <w:rFonts w:ascii="Times New Roman" w:hAnsi="Times New Roman" w:cs="Times New Roman"/>
+          <w:bCs/>
+          <w:sz w:val="28"/>
+          <w:szCs w:val="28"/>
+          <w:highlight w:val="yellow"/>
+        </w:rPr>
+        <w:t>26. Транспортный уровень OSI;</w:t>
       </w:r>
       <w:bookmarkStart w:id="0" w:name="_GoBack"/>
       <w:bookmarkEnd w:id="0"/>
     </w:p>
     <w:p>
       <w:pPr>
-        <w:spacing w:after="0" w:line="360" w:lineRule="auto"/>
-        <w:ind w:firstLine="709"/>
-        <w:jc w:val="both"/>
-        <w:rPr>
-          <w:rFonts w:ascii="Times New Roman" w:hAnsi="Times New Roman" w:cs="Times New Roman"/>
-          <w:bCs/>
-          <w:sz w:val="28"/>
-          <w:szCs w:val="28"/>
-        </w:rPr>
-      </w:pPr>
-      <w:r>
-        <w:rPr>
-          <w:rFonts w:ascii="Times New Roman" w:hAnsi="Times New Roman" w:cs="Times New Roman"/>
-          <w:bCs/>
-          <w:sz w:val="28"/>
-          <w:szCs w:val="28"/>
-        </w:rPr>
-        <w:t>5. Архитектура открытых систем.</w:t>
-      </w:r>
-    </w:p>
-    <w:p>
-      <w:pPr>
-        <w:spacing w:after="0" w:line="360" w:lineRule="auto"/>
-        <w:ind w:firstLine="709"/>
-        <w:jc w:val="both"/>
-        <w:rPr>
-          <w:rFonts w:ascii="Times New Roman" w:hAnsi="Times New Roman" w:cs="Times New Roman"/>
-          <w:bCs/>
-          <w:sz w:val="28"/>
-          <w:szCs w:val="28"/>
-        </w:rPr>
-      </w:pPr>
-      <w:r>
+        <w:pStyle w:val="a7"/>
+        <w:numPr>
+          <w:ilvl w:val="0"/>
+          <w:numId w:val="1"/>
+        </w:numPr>
+        <w:spacing w:after="0" w:line="360" w:lineRule="auto"/>
+        <w:jc w:val="both"/>
         <w:rPr>
           <w:rFonts w:ascii="Times New Roman" w:hAnsi="Times New Roman" w:cs="Times New Roman"/>
           <w:bCs/>
@@ -156,126 +577,6 @@
           <w:szCs w:val="28"/>
           <w:highlight w:val="yellow"/>
         </w:rPr>
-        <w:t>6. Основные понятия архитектуры информационных сетей.</w:t>
-      </w:r>
-    </w:p>
-    <w:p>
-      <w:pPr>
-        <w:spacing w:after="0" w:line="360" w:lineRule="auto"/>
-        <w:ind w:firstLine="709"/>
-        <w:jc w:val="both"/>
-        <w:rPr>
-          <w:rFonts w:ascii="Times New Roman" w:hAnsi="Times New Roman" w:cs="Times New Roman"/>
-          <w:bCs/>
-          <w:sz w:val="28"/>
-          <w:szCs w:val="28"/>
-        </w:rPr>
-      </w:pPr>
-      <w:r>
-        <w:rPr>
-          <w:rFonts w:ascii="Times New Roman" w:hAnsi="Times New Roman" w:cs="Times New Roman"/>
-          <w:bCs/>
-          <w:sz w:val="28"/>
-          <w:szCs w:val="28"/>
-        </w:rPr>
-        <w:t>7.</w:t>
-      </w:r>
-      <w:r>
-        <w:rPr>
-          <w:rFonts w:ascii="Times New Roman" w:hAnsi="Times New Roman" w:cs="Times New Roman"/>
-          <w:bCs/>
-          <w:sz w:val="28"/>
-          <w:szCs w:val="28"/>
-        </w:rPr>
-        <w:t xml:space="preserve"> </w:t>
-      </w:r>
-      <w:r>
-        <w:rPr>
-          <w:rFonts w:ascii="Times New Roman" w:hAnsi="Times New Roman" w:cs="Times New Roman"/>
-          <w:bCs/>
-          <w:sz w:val="28"/>
-          <w:szCs w:val="28"/>
-        </w:rPr>
-        <w:t>Класс информационных систем и сетей как открытые информационные системы.</w:t>
-      </w:r>
-    </w:p>
-    <w:p>
-      <w:pPr>
-        <w:spacing w:after="0" w:line="360" w:lineRule="auto"/>
-        <w:ind w:firstLine="709"/>
-        <w:jc w:val="both"/>
-        <w:rPr>
-          <w:rFonts w:ascii="Times New Roman" w:hAnsi="Times New Roman" w:cs="Times New Roman"/>
-          <w:bCs/>
-          <w:sz w:val="28"/>
-          <w:szCs w:val="28"/>
-        </w:rPr>
-      </w:pPr>
-      <w:r>
-        <w:rPr>
-          <w:rFonts w:ascii="Times New Roman" w:hAnsi="Times New Roman" w:cs="Times New Roman"/>
-          <w:bCs/>
-          <w:sz w:val="28"/>
-          <w:szCs w:val="28"/>
-        </w:rPr>
-        <w:t>8. Модели и структуры информационных систем.</w:t>
-      </w:r>
-    </w:p>
-    <w:p>
-      <w:pPr>
-        <w:spacing w:after="0" w:line="360" w:lineRule="auto"/>
-        <w:ind w:firstLine="709"/>
-        <w:jc w:val="both"/>
-        <w:rPr>
-          <w:rFonts w:ascii="Times New Roman" w:hAnsi="Times New Roman" w:cs="Times New Roman"/>
-          <w:bCs/>
-          <w:sz w:val="28"/>
-          <w:szCs w:val="28"/>
-        </w:rPr>
-      </w:pPr>
-      <w:r>
-        <w:rPr>
-          <w:rFonts w:ascii="Times New Roman" w:hAnsi="Times New Roman" w:cs="Times New Roman"/>
-          <w:bCs/>
-          <w:sz w:val="28"/>
-          <w:szCs w:val="28"/>
-        </w:rPr>
-        <w:t>9. Информационные ресурсы.</w:t>
-      </w:r>
-    </w:p>
-    <w:p>
-      <w:pPr>
-        <w:spacing w:after="0" w:line="360" w:lineRule="auto"/>
-        <w:ind w:firstLine="709"/>
-        <w:jc w:val="both"/>
-        <w:rPr>
-          <w:rFonts w:ascii="Times New Roman" w:hAnsi="Times New Roman" w:cs="Times New Roman"/>
-          <w:bCs/>
-          <w:sz w:val="28"/>
-          <w:szCs w:val="28"/>
-        </w:rPr>
-      </w:pPr>
-      <w:r>
-        <w:rPr>
-          <w:rFonts w:ascii="Times New Roman" w:hAnsi="Times New Roman" w:cs="Times New Roman"/>
-          <w:bCs/>
-          <w:sz w:val="28"/>
-          <w:szCs w:val="28"/>
-        </w:rPr>
-        <w:t>12. Компоненты информационных систем.</w:t>
-      </w:r>
-    </w:p>
-    <w:p>
-      <w:pPr>
-        <w:spacing w:after="0" w:line="360" w:lineRule="auto"/>
-        <w:ind w:firstLine="709"/>
-        <w:jc w:val="both"/>
-        <w:rPr>
-          <w:rFonts w:ascii="Times New Roman" w:hAnsi="Times New Roman" w:cs="Times New Roman"/>
-          <w:bCs/>
-          <w:sz w:val="28"/>
-          <w:szCs w:val="28"/>
-        </w:rPr>
       </w:pPr>
       <w:r>
         <w:rPr>
@@ -285,44 +586,18 @@
           <w:szCs w:val="28"/>
           <w:highlight w:val="yellow"/>
         </w:rPr>
-        <w:t>14. Безопасность информации в системе.</w:t>
-      </w:r>
-    </w:p>
-    <w:p>
-      <w:pPr>
-        <w:spacing w:after="0" w:line="360" w:lineRule="auto"/>
-        <w:ind w:firstLine="709"/>
-        <w:jc w:val="both"/>
-        <w:rPr>
-          <w:rFonts w:ascii="Times New Roman" w:hAnsi="Times New Roman" w:cs="Times New Roman"/>
-          <w:bCs/>
-          <w:sz w:val="28"/>
-          <w:szCs w:val="28"/>
-        </w:rPr>
-      </w:pPr>
-      <w:r>
-        <w:rPr>
-          <w:rFonts w:ascii="Times New Roman" w:hAnsi="Times New Roman" w:cs="Times New Roman"/>
-          <w:bCs/>
-          <w:sz w:val="28"/>
-          <w:szCs w:val="28"/>
-        </w:rPr>
-        <w:t>17. Классификация ИС по виду информации.</w:t>
-      </w:r>
-    </w:p>
-    <w:p>
-      <w:pPr>
-        <w:spacing w:after="0" w:line="360" w:lineRule="auto"/>
-        <w:ind w:firstLine="709"/>
-        <w:jc w:val="both"/>
-        <w:rPr>
-          <w:rFonts w:ascii="Times New Roman" w:hAnsi="Times New Roman" w:cs="Times New Roman"/>
-          <w:bCs/>
-          <w:sz w:val="28"/>
-          <w:szCs w:val="28"/>
-        </w:rPr>
-      </w:pPr>
-      <w:r>
+        <w:t>27. Сетевой уровень OSI;</w:t>
+      </w:r>
+    </w:p>
+    <w:p>
+      <w:pPr>
+        <w:pStyle w:val="a7"/>
+        <w:numPr>
+          <w:ilvl w:val="0"/>
+          <w:numId w:val="1"/>
+        </w:numPr>
+        <w:spacing w:after="0" w:line="360" w:lineRule="auto"/>
+        <w:jc w:val="both"/>
         <w:rPr>
           <w:rFonts w:ascii="Times New Roman" w:hAnsi="Times New Roman" w:cs="Times New Roman"/>
           <w:bCs/>
@@ -330,20 +605,6 @@
           <w:szCs w:val="28"/>
           <w:highlight w:val="yellow"/>
         </w:rPr>
-        <w:t>18. Предметные области ИС.</w:t>
-      </w:r>
-    </w:p>
-    <w:p>
-      <w:pPr>
-        <w:spacing w:after="0" w:line="360" w:lineRule="auto"/>
-        <w:ind w:firstLine="709"/>
-        <w:jc w:val="both"/>
-        <w:rPr>
-          <w:rFonts w:ascii="Times New Roman" w:hAnsi="Times New Roman" w:cs="Times New Roman"/>
-          <w:bCs/>
-          <w:sz w:val="28"/>
-          <w:szCs w:val="28"/>
-        </w:rPr>
       </w:pPr>
       <w:r>
         <w:rPr>
@@ -353,35 +614,17 @@
           <w:szCs w:val="28"/>
           <w:highlight w:val="yellow"/>
         </w:rPr>
-        <w:t>19. Архитектуры информационных систем.</w:t>
-      </w:r>
-    </w:p>
-    <w:p>
-      <w:pPr>
-        <w:spacing w:after="0" w:line="360" w:lineRule="auto"/>
-        <w:ind w:firstLine="709"/>
-        <w:jc w:val="both"/>
-        <w:rPr>
-          <w:rFonts w:ascii="Times New Roman" w:hAnsi="Times New Roman" w:cs="Times New Roman"/>
-          <w:bCs/>
-          <w:sz w:val="28"/>
-          <w:szCs w:val="28"/>
-        </w:rPr>
-      </w:pPr>
-      <w:r>
-        <w:rPr>
-          <w:rFonts w:ascii="Times New Roman" w:hAnsi="Times New Roman" w:cs="Times New Roman"/>
-          <w:bCs/>
-          <w:sz w:val="28"/>
-          <w:szCs w:val="28"/>
-        </w:rPr>
-        <w:t>20. Эталонная модель взаимодействия открытых систем.</w:t>
-      </w:r>
-    </w:p>
-    <w:p>
-      <w:pPr>
-        <w:spacing w:after="0" w:line="360" w:lineRule="auto"/>
-        <w:ind w:firstLine="709"/>
+        <w:t>28. Канальный уровень OSI;</w:t>
+      </w:r>
+    </w:p>
+    <w:p>
+      <w:pPr>
+        <w:pStyle w:val="a7"/>
+        <w:numPr>
+          <w:ilvl w:val="0"/>
+          <w:numId w:val="1"/>
+        </w:numPr>
+        <w:spacing w:after="0" w:line="360" w:lineRule="auto"/>
         <w:jc w:val="both"/>
         <w:rPr>
           <w:rFonts w:ascii="Times New Roman" w:hAnsi="Times New Roman" w:cs="Times New Roman"/>
@@ -399,13 +642,17 @@
           <w:szCs w:val="28"/>
           <w:highlight w:val="yellow"/>
         </w:rPr>
-        <w:t>22. Уровни модели OSI</w:t>
-      </w:r>
-    </w:p>
-    <w:p>
-      <w:pPr>
-        <w:spacing w:after="0" w:line="360" w:lineRule="auto"/>
-        <w:ind w:firstLine="709"/>
+        <w:t>29. Физический уровень OSI;</w:t>
+      </w:r>
+    </w:p>
+    <w:p>
+      <w:pPr>
+        <w:pStyle w:val="a7"/>
+        <w:numPr>
+          <w:ilvl w:val="0"/>
+          <w:numId w:val="1"/>
+        </w:numPr>
+        <w:spacing w:after="0" w:line="360" w:lineRule="auto"/>
         <w:jc w:val="both"/>
         <w:rPr>
           <w:rFonts w:ascii="Times New Roman" w:hAnsi="Times New Roman" w:cs="Times New Roman"/>
@@ -423,14 +670,26 @@
           <w:szCs w:val="28"/>
           <w:highlight w:val="yellow"/>
         </w:rPr>
-        <w:t>23. Прикладной уровень OSI;</w:t>
-      </w:r>
-    </w:p>
-    <w:p>
-      <w:pPr>
-        <w:spacing w:after="0" w:line="360" w:lineRule="auto"/>
-        <w:ind w:firstLine="709"/>
-        <w:jc w:val="both"/>
+        <w:t>30. Протоколы TCP/IP;</w:t>
+      </w:r>
+    </w:p>
+    <w:p>
+      <w:pPr>
+        <w:pStyle w:val="a7"/>
+        <w:numPr>
+          <w:ilvl w:val="0"/>
+          <w:numId w:val="1"/>
+        </w:numPr>
+        <w:spacing w:after="0" w:line="360" w:lineRule="auto"/>
+        <w:jc w:val="both"/>
+        <w:rPr>
+          <w:rFonts w:ascii="Times New Roman" w:hAnsi="Times New Roman" w:cs="Times New Roman"/>
+          <w:bCs/>
+          <w:sz w:val="28"/>
+          <w:szCs w:val="28"/>
+        </w:rPr>
+      </w:pPr>
+      <w:r>
         <w:rPr>
           <w:rFonts w:ascii="Times New Roman" w:hAnsi="Times New Roman" w:cs="Times New Roman"/>
           <w:bCs/>
@@ -438,6 +697,155 @@
           <w:szCs w:val="28"/>
           <w:highlight w:val="yellow"/>
         </w:rPr>
+        <w:t>31. Протоколы IPX/SPX;</w:t>
+      </w:r>
+    </w:p>
+    <w:p>
+      <w:pPr>
+        <w:pStyle w:val="a7"/>
+        <w:numPr>
+          <w:ilvl w:val="0"/>
+          <w:numId w:val="1"/>
+        </w:numPr>
+        <w:spacing w:after="0" w:line="360" w:lineRule="auto"/>
+        <w:jc w:val="both"/>
+        <w:rPr>
+          <w:rFonts w:ascii="Times New Roman" w:hAnsi="Times New Roman" w:cs="Times New Roman"/>
+          <w:bCs/>
+          <w:sz w:val="28"/>
+          <w:szCs w:val="28"/>
+        </w:rPr>
+      </w:pPr>
+      <w:r>
+        <w:rPr>
+          <w:rFonts w:ascii="Times New Roman" w:hAnsi="Times New Roman" w:cs="Times New Roman"/>
+          <w:bCs/>
+          <w:sz w:val="28"/>
+          <w:szCs w:val="28"/>
+        </w:rPr>
+        <w:t>Текстовые интерфейсы информационных систем.</w:t>
+      </w:r>
+    </w:p>
+    <w:p>
+      <w:pPr>
+        <w:pStyle w:val="a7"/>
+        <w:numPr>
+          <w:ilvl w:val="0"/>
+          <w:numId w:val="1"/>
+        </w:numPr>
+        <w:spacing w:after="0" w:line="360" w:lineRule="auto"/>
+        <w:jc w:val="both"/>
+        <w:rPr>
+          <w:rFonts w:ascii="Times New Roman" w:hAnsi="Times New Roman" w:cs="Times New Roman"/>
+          <w:bCs/>
+          <w:sz w:val="28"/>
+          <w:szCs w:val="28"/>
+        </w:rPr>
+      </w:pPr>
+      <w:r>
+        <w:rPr>
+          <w:rFonts w:ascii="Times New Roman" w:hAnsi="Times New Roman" w:cs="Times New Roman"/>
+          <w:bCs/>
+          <w:sz w:val="28"/>
+          <w:szCs w:val="28"/>
+        </w:rPr>
+        <w:t>Смешанные интерфейсы информационных систем.</w:t>
+      </w:r>
+    </w:p>
+    <w:p>
+      <w:pPr>
+        <w:pStyle w:val="a7"/>
+        <w:numPr>
+          <w:ilvl w:val="0"/>
+          <w:numId w:val="1"/>
+        </w:numPr>
+        <w:spacing w:after="0" w:line="360" w:lineRule="auto"/>
+        <w:jc w:val="both"/>
+        <w:rPr>
+          <w:rFonts w:ascii="Times New Roman" w:hAnsi="Times New Roman" w:cs="Times New Roman"/>
+          <w:bCs/>
+          <w:sz w:val="28"/>
+          <w:szCs w:val="28"/>
+        </w:rPr>
+      </w:pPr>
+      <w:r>
+        <w:rPr>
+          <w:rFonts w:ascii="Times New Roman" w:hAnsi="Times New Roman" w:cs="Times New Roman"/>
+          <w:bCs/>
+          <w:sz w:val="28"/>
+          <w:szCs w:val="28"/>
+        </w:rPr>
+        <w:t>Графические интерфейсы информационных систем.</w:t>
+      </w:r>
+    </w:p>
+    <w:p>
+      <w:pPr>
+        <w:pStyle w:val="a7"/>
+        <w:numPr>
+          <w:ilvl w:val="0"/>
+          <w:numId w:val="1"/>
+        </w:numPr>
+        <w:spacing w:after="0" w:line="360" w:lineRule="auto"/>
+        <w:jc w:val="both"/>
+        <w:rPr>
+          <w:rFonts w:ascii="Times New Roman" w:hAnsi="Times New Roman" w:cs="Times New Roman"/>
+          <w:bCs/>
+          <w:sz w:val="28"/>
+          <w:szCs w:val="28"/>
+        </w:rPr>
+      </w:pPr>
+      <w:r>
+        <w:rPr>
+          <w:rFonts w:ascii="Times New Roman" w:hAnsi="Times New Roman" w:cs="Times New Roman"/>
+          <w:bCs/>
+          <w:sz w:val="28"/>
+          <w:szCs w:val="28"/>
+        </w:rPr>
+        <w:lastRenderedPageBreak/>
+        <w:t>Многозвенные архитектуры информационных систем.</w:t>
+      </w:r>
+    </w:p>
+    <w:p>
+      <w:pPr>
+        <w:pStyle w:val="a7"/>
+        <w:numPr>
+          <w:ilvl w:val="0"/>
+          <w:numId w:val="1"/>
+        </w:numPr>
+        <w:spacing w:after="0" w:line="360" w:lineRule="auto"/>
+        <w:jc w:val="both"/>
+        <w:rPr>
+          <w:rFonts w:ascii="Times New Roman" w:hAnsi="Times New Roman" w:cs="Times New Roman"/>
+          <w:bCs/>
+          <w:sz w:val="28"/>
+          <w:szCs w:val="28"/>
+        </w:rPr>
+      </w:pPr>
+      <w:r>
+        <w:rPr>
+          <w:rFonts w:ascii="Times New Roman" w:hAnsi="Times New Roman" w:cs="Times New Roman"/>
+          <w:bCs/>
+          <w:sz w:val="28"/>
+          <w:szCs w:val="28"/>
+        </w:rPr>
+        <w:t>"Толстые" и "тонкие" клиенты.</w:t>
+      </w:r>
+    </w:p>
+    <w:p>
+      <w:pPr>
+        <w:pStyle w:val="a7"/>
+        <w:numPr>
+          <w:ilvl w:val="0"/>
+          <w:numId w:val="1"/>
+        </w:numPr>
+        <w:spacing w:after="0" w:line="360" w:lineRule="auto"/>
+        <w:jc w:val="both"/>
+        <w:rPr>
+          <w:rFonts w:ascii="Times New Roman" w:hAnsi="Times New Roman" w:cs="Times New Roman"/>
+          <w:bCs/>
+          <w:sz w:val="28"/>
+          <w:szCs w:val="28"/>
+        </w:rPr>
       </w:pPr>
       <w:r>
         <w:rPr>
@@ -447,314 +855,17 @@
           <w:szCs w:val="28"/>
           <w:highlight w:val="yellow"/>
         </w:rPr>
-        <w:t>24. Представительский уровень OSI;</w:t>
-      </w:r>
-    </w:p>
-    <w:p>
-      <w:pPr>
-        <w:spacing w:after="0" w:line="360" w:lineRule="auto"/>
-        <w:ind w:firstLine="709"/>
-        <w:jc w:val="both"/>
-        <w:rPr>
-          <w:rFonts w:ascii="Times New Roman" w:hAnsi="Times New Roman" w:cs="Times New Roman"/>
-          <w:bCs/>
-          <w:sz w:val="28"/>
-          <w:szCs w:val="28"/>
-          <w:highlight w:val="yellow"/>
-        </w:rPr>
-      </w:pPr>
-      <w:r>
-        <w:rPr>
-          <w:rFonts w:ascii="Times New Roman" w:hAnsi="Times New Roman" w:cs="Times New Roman"/>
-          <w:bCs/>
-          <w:sz w:val="28"/>
-          <w:szCs w:val="28"/>
-          <w:highlight w:val="yellow"/>
-        </w:rPr>
-        <w:t>25. Сеансовый уровень OSI;</w:t>
-      </w:r>
-    </w:p>
-    <w:p>
-      <w:pPr>
-        <w:spacing w:after="0" w:line="360" w:lineRule="auto"/>
-        <w:ind w:firstLine="709"/>
-        <w:jc w:val="both"/>
-        <w:rPr>
-          <w:rFonts w:ascii="Times New Roman" w:hAnsi="Times New Roman" w:cs="Times New Roman"/>
-          <w:bCs/>
-          <w:sz w:val="28"/>
-          <w:szCs w:val="28"/>
-          <w:highlight w:val="yellow"/>
-        </w:rPr>
-      </w:pPr>
-      <w:r>
-        <w:rPr>
-          <w:rFonts w:ascii="Times New Roman" w:hAnsi="Times New Roman" w:cs="Times New Roman"/>
-          <w:bCs/>
-          <w:sz w:val="28"/>
-          <w:szCs w:val="28"/>
-          <w:highlight w:val="yellow"/>
-        </w:rPr>
-        <w:t>26. Транспортный уровень OSI;</w:t>
-      </w:r>
-    </w:p>
-    <w:p>
-      <w:pPr>
-        <w:spacing w:after="0" w:line="360" w:lineRule="auto"/>
-        <w:ind w:firstLine="709"/>
-        <w:jc w:val="both"/>
-        <w:rPr>
-          <w:rFonts w:ascii="Times New Roman" w:hAnsi="Times New Roman" w:cs="Times New Roman"/>
-          <w:bCs/>
-          <w:sz w:val="28"/>
-          <w:szCs w:val="28"/>
-          <w:highlight w:val="yellow"/>
-        </w:rPr>
-      </w:pPr>
-      <w:r>
-        <w:rPr>
-          <w:rFonts w:ascii="Times New Roman" w:hAnsi="Times New Roman" w:cs="Times New Roman"/>
-          <w:bCs/>
-          <w:sz w:val="28"/>
-          <w:szCs w:val="28"/>
-          <w:highlight w:val="yellow"/>
-        </w:rPr>
-        <w:t>27. Сетевой уровень OSI;</w:t>
-      </w:r>
-    </w:p>
-    <w:p>
-      <w:pPr>
-        <w:spacing w:after="0" w:line="360" w:lineRule="auto"/>
-        <w:ind w:firstLine="709"/>
-        <w:jc w:val="both"/>
-        <w:rPr>
-          <w:rFonts w:ascii="Times New Roman" w:hAnsi="Times New Roman" w:cs="Times New Roman"/>
-          <w:bCs/>
-          <w:sz w:val="28"/>
-          <w:szCs w:val="28"/>
-          <w:highlight w:val="yellow"/>
-        </w:rPr>
-      </w:pPr>
-      <w:r>
-        <w:rPr>
-          <w:rFonts w:ascii="Times New Roman" w:hAnsi="Times New Roman" w:cs="Times New Roman"/>
-          <w:bCs/>
-          <w:sz w:val="28"/>
-          <w:szCs w:val="28"/>
-          <w:highlight w:val="yellow"/>
-        </w:rPr>
-        <w:t>28. Канальный уровень OSI;</w:t>
-      </w:r>
-    </w:p>
-    <w:p>
-      <w:pPr>
-        <w:spacing w:after="0" w:line="360" w:lineRule="auto"/>
-        <w:ind w:firstLine="709"/>
-        <w:jc w:val="both"/>
-        <w:rPr>
-          <w:rFonts w:ascii="Times New Roman" w:hAnsi="Times New Roman" w:cs="Times New Roman"/>
-          <w:bCs/>
-          <w:sz w:val="28"/>
-          <w:szCs w:val="28"/>
-          <w:highlight w:val="yellow"/>
-        </w:rPr>
-      </w:pPr>
-      <w:r>
-        <w:rPr>
-          <w:rFonts w:ascii="Times New Roman" w:hAnsi="Times New Roman" w:cs="Times New Roman"/>
-          <w:bCs/>
-          <w:sz w:val="28"/>
-          <w:szCs w:val="28"/>
-          <w:highlight w:val="yellow"/>
-        </w:rPr>
-        <w:t>29. Физический уровень OSI;</w:t>
-      </w:r>
-    </w:p>
-    <w:p>
-      <w:pPr>
-        <w:spacing w:after="0" w:line="360" w:lineRule="auto"/>
-        <w:ind w:firstLine="709"/>
-        <w:jc w:val="both"/>
-        <w:rPr>
-          <w:rFonts w:ascii="Times New Roman" w:hAnsi="Times New Roman" w:cs="Times New Roman"/>
-          <w:bCs/>
-          <w:sz w:val="28"/>
-          <w:szCs w:val="28"/>
-          <w:highlight w:val="yellow"/>
-        </w:rPr>
-      </w:pPr>
-      <w:r>
-        <w:rPr>
-          <w:rFonts w:ascii="Times New Roman" w:hAnsi="Times New Roman" w:cs="Times New Roman"/>
-          <w:bCs/>
-          <w:sz w:val="28"/>
-          <w:szCs w:val="28"/>
-          <w:highlight w:val="yellow"/>
-        </w:rPr>
-        <w:t>30. Протоколы TCP/IP;</w:t>
-      </w:r>
-    </w:p>
-    <w:p>
-      <w:pPr>
-        <w:spacing w:after="0" w:line="360" w:lineRule="auto"/>
-        <w:ind w:firstLine="709"/>
-        <w:jc w:val="both"/>
-        <w:rPr>
-          <w:rFonts w:ascii="Times New Roman" w:hAnsi="Times New Roman" w:cs="Times New Roman"/>
-          <w:bCs/>
-          <w:sz w:val="28"/>
-          <w:szCs w:val="28"/>
-        </w:rPr>
-      </w:pPr>
-      <w:r>
-        <w:rPr>
-          <w:rFonts w:ascii="Times New Roman" w:hAnsi="Times New Roman" w:cs="Times New Roman"/>
-          <w:bCs/>
-          <w:sz w:val="28"/>
-          <w:szCs w:val="28"/>
-          <w:highlight w:val="yellow"/>
-        </w:rPr>
-        <w:t>31. Протоколы IPX/SPX;</w:t>
-      </w:r>
-    </w:p>
-    <w:p>
-      <w:pPr>
-        <w:spacing w:after="0" w:line="360" w:lineRule="auto"/>
-        <w:ind w:firstLine="709"/>
-        <w:jc w:val="both"/>
-        <w:rPr>
-          <w:rFonts w:ascii="Times New Roman" w:hAnsi="Times New Roman" w:cs="Times New Roman"/>
-          <w:bCs/>
-          <w:sz w:val="28"/>
-          <w:szCs w:val="28"/>
-        </w:rPr>
-      </w:pPr>
-      <w:r>
-        <w:rPr>
-          <w:rFonts w:ascii="Times New Roman" w:hAnsi="Times New Roman" w:cs="Times New Roman"/>
-          <w:bCs/>
-          <w:sz w:val="28"/>
-          <w:szCs w:val="28"/>
-        </w:rPr>
-        <w:t>1. Текстовые интерфейсы информационных систем.</w:t>
-      </w:r>
-    </w:p>
-    <w:p>
-      <w:pPr>
-        <w:spacing w:after="0" w:line="360" w:lineRule="auto"/>
-        <w:ind w:firstLine="709"/>
-        <w:jc w:val="both"/>
-        <w:rPr>
-          <w:rFonts w:ascii="Times New Roman" w:hAnsi="Times New Roman" w:cs="Times New Roman"/>
-          <w:bCs/>
-          <w:sz w:val="28"/>
-          <w:szCs w:val="28"/>
-        </w:rPr>
-      </w:pPr>
-      <w:r>
-        <w:rPr>
-          <w:rFonts w:ascii="Times New Roman" w:hAnsi="Times New Roman" w:cs="Times New Roman"/>
-          <w:bCs/>
-          <w:sz w:val="28"/>
-          <w:szCs w:val="28"/>
-        </w:rPr>
-        <w:t>2. Смешанные интерфейсы информационных систем.</w:t>
-      </w:r>
-    </w:p>
-    <w:p>
-      <w:pPr>
-        <w:spacing w:after="0" w:line="360" w:lineRule="auto"/>
-        <w:ind w:firstLine="709"/>
-        <w:jc w:val="both"/>
-        <w:rPr>
-          <w:rFonts w:ascii="Times New Roman" w:hAnsi="Times New Roman" w:cs="Times New Roman"/>
-          <w:bCs/>
-          <w:sz w:val="28"/>
-          <w:szCs w:val="28"/>
-        </w:rPr>
-      </w:pPr>
-      <w:r>
-        <w:rPr>
-          <w:rFonts w:ascii="Times New Roman" w:hAnsi="Times New Roman" w:cs="Times New Roman"/>
-          <w:bCs/>
-          <w:sz w:val="28"/>
-          <w:szCs w:val="28"/>
-        </w:rPr>
-        <w:t>3. Графические интерфейсы информационных систем.</w:t>
-      </w:r>
-    </w:p>
-    <w:p>
-      <w:pPr>
-        <w:spacing w:after="0" w:line="360" w:lineRule="auto"/>
-        <w:ind w:firstLine="709"/>
-        <w:jc w:val="both"/>
-        <w:rPr>
-          <w:rFonts w:ascii="Times New Roman" w:hAnsi="Times New Roman" w:cs="Times New Roman"/>
-          <w:bCs/>
-          <w:sz w:val="28"/>
-          <w:szCs w:val="28"/>
-        </w:rPr>
-      </w:pPr>
-      <w:r>
-        <w:rPr>
-          <w:rFonts w:ascii="Times New Roman" w:hAnsi="Times New Roman" w:cs="Times New Roman"/>
-          <w:bCs/>
-          <w:sz w:val="28"/>
-          <w:szCs w:val="28"/>
-        </w:rPr>
-        <w:lastRenderedPageBreak/>
-        <w:t>4. Многозвенные архитектуры информационных систем.</w:t>
-      </w:r>
-    </w:p>
-    <w:p>
-      <w:pPr>
-        <w:spacing w:after="0" w:line="360" w:lineRule="auto"/>
-        <w:ind w:firstLine="709"/>
-        <w:jc w:val="both"/>
-        <w:rPr>
-          <w:rFonts w:ascii="Times New Roman" w:hAnsi="Times New Roman" w:cs="Times New Roman"/>
-          <w:bCs/>
-          <w:sz w:val="28"/>
-          <w:szCs w:val="28"/>
-        </w:rPr>
-      </w:pPr>
-      <w:r>
-        <w:rPr>
-          <w:rFonts w:ascii="Times New Roman" w:hAnsi="Times New Roman" w:cs="Times New Roman"/>
-          <w:bCs/>
-          <w:sz w:val="28"/>
-          <w:szCs w:val="28"/>
-        </w:rPr>
-        <w:t>5. "Толстые" и "тонкие" клиенты.</w:t>
-      </w:r>
-    </w:p>
-    <w:p>
-      <w:pPr>
-        <w:spacing w:after="0" w:line="360" w:lineRule="auto"/>
-        <w:ind w:firstLine="709"/>
-        <w:jc w:val="both"/>
-        <w:rPr>
-          <w:rFonts w:ascii="Times New Roman" w:hAnsi="Times New Roman" w:cs="Times New Roman"/>
-          <w:bCs/>
-          <w:sz w:val="28"/>
-          <w:szCs w:val="28"/>
-        </w:rPr>
-      </w:pPr>
-      <w:r>
-        <w:rPr>
-          <w:rFonts w:ascii="Times New Roman" w:hAnsi="Times New Roman" w:cs="Times New Roman"/>
-          <w:bCs/>
-          <w:sz w:val="28"/>
-          <w:szCs w:val="28"/>
-          <w:highlight w:val="yellow"/>
-        </w:rPr>
-        <w:t>6. Понятие спецификаций ИС.</w:t>
-      </w:r>
-    </w:p>
-    <w:p>
-      <w:pPr>
-        <w:spacing w:after="0" w:line="360" w:lineRule="auto"/>
-        <w:ind w:firstLine="709"/>
+        <w:t>Понятие спецификаций ИС.</w:t>
+      </w:r>
+    </w:p>
+    <w:p>
+      <w:pPr>
+        <w:pStyle w:val="a7"/>
+        <w:numPr>
+          <w:ilvl w:val="0"/>
+          <w:numId w:val="1"/>
+        </w:numPr>
+        <w:spacing w:after="0" w:line="360" w:lineRule="auto"/>
         <w:jc w:val="both"/>
         <w:rPr>
           <w:rFonts w:ascii="Times New Roman" w:hAnsi="Times New Roman" w:cs="Times New Roman"/>
@@ -804,6 +915,287 @@
     </w:sectPr>
   </w:body>
 </w:document>
+</file>
+
+<file path=word/numbering.xml><?xml version="1.0" encoding="utf-8"?>
+<w:numbering xmlns:wpc="http://schemas.microsoft.com/office/word/2010/wordprocessingCanvas" xmlns:cx="http://schemas.microsoft.com/office/drawing/2014/chartex" xmlns:cx1="http://schemas.microsoft.com/office/drawing/2015/9/8/chartex" xmlns:cx2="http://schemas.microsoft.com/office/drawing/2015/10/21/chartex" xmlns:cx3="http://schemas.microsoft.com/office/drawing/2016/5/9/chartex" xmlns:cx4="http://schemas.microsoft.com/office/drawing/2016/5/10/chartex" xmlns:cx5="http://schemas.microsoft.com/office/drawing/2016/5/11/chartex" xmlns:cx6="http://schemas.microsoft.com/office/drawing/2016/5/12/chartex" xmlns:cx7="http://schemas.microsoft.com/office/drawing/2016/5/13/chartex" xmlns:cx8="http://schemas.microsoft.com/office/drawing/2016/5/14/chartex" xmlns:mc="http://schemas.openxmlformats.org/markup-compatibility/2006" xmlns:aink="http://schemas.microsoft.com/office/drawing/2016/ink" xmlns:am3d="http://schemas.microsoft.com/office/drawing/2017/model3d" xmlns:o="urn:schemas-microsoft-com:office:office" xmlns:r="http://schemas.openxmlformats.org/officeDocument/2006/relationships" xmlns:m="http://schemas.openxmlformats.org/officeDocument/2006/math" xmlns:v="urn:schemas-microsoft-com:vml" xmlns:wp14="http://schemas.microsoft.com/office/word/2010/wordprocessingDrawing" xmlns:wp="http://schemas.openxmlformats.org/drawingml/2006/wordprocessingDrawing" xmlns:w10="urn:schemas-microsoft-com:office:word" xmlns:w="http://schemas.openxmlformats.org/wordprocessingml/2006/main" xmlns:w14="http://schemas.microsoft.com/office/word/2010/wordml" xmlns:w15="http://schemas.microsoft.com/office/word/2012/wordml" xmlns:w16cid="http://schemas.microsoft.com/office/word/2016/wordml/cid" xmlns:w16se="http://schemas.microsoft.com/office/word/2015/wordml/symex" xmlns:wpg="http://schemas.microsoft.com/office/word/2010/wordprocessingGroup" xmlns:wpi="http://schemas.microsoft.com/office/word/2010/wordprocessingInk" xmlns:wne="http://schemas.microsoft.com/office/word/2006/wordml" xmlns:wps="http://schemas.microsoft.com/office/word/2010/wordprocessingShape" mc:Ignorable="w14 w15 w16se w16cid wp14">
+  <w:abstractNum w:abstractNumId="0" w15:restartNumberingAfterBreak="0">
+    <w:nsid w:val="0EA870AE"/>
+    <w:multiLevelType w:val="hybridMultilevel"/>
+    <w:tmpl w:val="FE28E36C"/>
+    <w:lvl w:ilvl="0" w:tplc="455EB1EA">
+      <w:start w:val="1"/>
+      <w:numFmt w:val="decimal"/>
+      <w:lvlText w:val="%1."/>
+      <w:lvlJc w:val="left"/>
+      <w:pPr>
+        <w:ind w:left="1069" w:hanging="360"/>
+      </w:pPr>
+      <w:rPr>
+        <w:rFonts w:hint="default"/>
+      </w:rPr>
+    </w:lvl>
+    <w:lvl w:ilvl="1" w:tplc="04190019" w:tentative="1">
+      <w:start w:val="1"/>
+      <w:numFmt w:val="lowerLetter"/>
+      <w:lvlText w:val="%2."/>
+      <w:lvlJc w:val="left"/>
+      <w:pPr>
+        <w:ind w:left="1789" w:hanging="360"/>
+      </w:pPr>
+    </w:lvl>
+    <w:lvl w:ilvl="2" w:tplc="0419001B" w:tentative="1">
+      <w:start w:val="1"/>
+      <w:numFmt w:val="lowerRoman"/>
+      <w:lvlText w:val="%3."/>
+      <w:lvlJc w:val="right"/>
+      <w:pPr>
+        <w:ind w:left="2509" w:hanging="180"/>
+      </w:pPr>
+    </w:lvl>
+    <w:lvl w:ilvl="3" w:tplc="0419000F" w:tentative="1">
+      <w:start w:val="1"/>
+      <w:numFmt w:val="decimal"/>
+      <w:lvlText w:val="%4."/>
+      <w:lvlJc w:val="left"/>
+      <w:pPr>
+        <w:ind w:left="3229" w:hanging="360"/>
+      </w:pPr>
+    </w:lvl>
+    <w:lvl w:ilvl="4" w:tplc="04190019" w:tentative="1">
+      <w:start w:val="1"/>
+      <w:numFmt w:val="lowerLetter"/>
+      <w:lvlText w:val="%5."/>
+      <w:lvlJc w:val="left"/>
+      <w:pPr>
+        <w:ind w:left="3949" w:hanging="360"/>
+      </w:pPr>
+    </w:lvl>
+    <w:lvl w:ilvl="5" w:tplc="0419001B" w:tentative="1">
+      <w:start w:val="1"/>
+      <w:numFmt w:val="lowerRoman"/>
+      <w:lvlText w:val="%6."/>
+      <w:lvlJc w:val="right"/>
+      <w:pPr>
+        <w:ind w:left="4669" w:hanging="180"/>
+      </w:pPr>
+    </w:lvl>
+    <w:lvl w:ilvl="6" w:tplc="0419000F" w:tentative="1">
+      <w:start w:val="1"/>
+      <w:numFmt w:val="decimal"/>
+      <w:lvlText w:val="%7."/>
+      <w:lvlJc w:val="left"/>
+      <w:pPr>
+        <w:ind w:left="5389" w:hanging="360"/>
+      </w:pPr>
+    </w:lvl>
+    <w:lvl w:ilvl="7" w:tplc="04190019" w:tentative="1">
+      <w:start w:val="1"/>
+      <w:numFmt w:val="lowerLetter"/>
+      <w:lvlText w:val="%8."/>
+      <w:lvlJc w:val="left"/>
+      <w:pPr>
+        <w:ind w:left="6109" w:hanging="360"/>
+      </w:pPr>
+    </w:lvl>
+    <w:lvl w:ilvl="8" w:tplc="0419001B" w:tentative="1">
+      <w:start w:val="1"/>
+      <w:numFmt w:val="lowerRoman"/>
+      <w:lvlText w:val="%9."/>
+      <w:lvlJc w:val="right"/>
+      <w:pPr>
+        <w:ind w:left="6829" w:hanging="180"/>
+      </w:pPr>
+    </w:lvl>
+  </w:abstractNum>
+  <w:abstractNum w:abstractNumId="1" w15:restartNumberingAfterBreak="0">
+    <w:nsid w:val="1B792608"/>
+    <w:multiLevelType w:val="hybridMultilevel"/>
+    <w:tmpl w:val="ED50AC4A"/>
+    <w:lvl w:ilvl="0" w:tplc="B740BB2A">
+      <w:start w:val="10"/>
+      <w:numFmt w:val="decimal"/>
+      <w:lvlText w:val="%1."/>
+      <w:lvlJc w:val="left"/>
+      <w:pPr>
+        <w:ind w:left="1429" w:hanging="360"/>
+      </w:pPr>
+      <w:rPr>
+        <w:rFonts w:hint="default"/>
+      </w:rPr>
+    </w:lvl>
+    <w:lvl w:ilvl="1" w:tplc="04190019" w:tentative="1">
+      <w:start w:val="1"/>
+      <w:numFmt w:val="lowerLetter"/>
+      <w:lvlText w:val="%2."/>
+      <w:lvlJc w:val="left"/>
+      <w:pPr>
+        <w:ind w:left="2149" w:hanging="360"/>
+      </w:pPr>
+    </w:lvl>
+    <w:lvl w:ilvl="2" w:tplc="0419001B" w:tentative="1">
+      <w:start w:val="1"/>
+      <w:numFmt w:val="lowerRoman"/>
+      <w:lvlText w:val="%3."/>
+      <w:lvlJc w:val="right"/>
+      <w:pPr>
+        <w:ind w:left="2869" w:hanging="180"/>
+      </w:pPr>
+    </w:lvl>
+    <w:lvl w:ilvl="3" w:tplc="0419000F" w:tentative="1">
+      <w:start w:val="1"/>
+      <w:numFmt w:val="decimal"/>
+      <w:lvlText w:val="%4."/>
+      <w:lvlJc w:val="left"/>
+      <w:pPr>
+        <w:ind w:left="3589" w:hanging="360"/>
+      </w:pPr>
+    </w:lvl>
+    <w:lvl w:ilvl="4" w:tplc="04190019" w:tentative="1">
+      <w:start w:val="1"/>
+      <w:numFmt w:val="lowerLetter"/>
+      <w:lvlText w:val="%5."/>
+      <w:lvlJc w:val="left"/>
+      <w:pPr>
+        <w:ind w:left="4309" w:hanging="360"/>
+      </w:pPr>
+    </w:lvl>
+    <w:lvl w:ilvl="5" w:tplc="0419001B" w:tentative="1">
+      <w:start w:val="1"/>
+      <w:numFmt w:val="lowerRoman"/>
+      <w:lvlText w:val="%6."/>
+      <w:lvlJc w:val="right"/>
+      <w:pPr>
+        <w:ind w:left="5029" w:hanging="180"/>
+      </w:pPr>
+    </w:lvl>
+    <w:lvl w:ilvl="6" w:tplc="0419000F" w:tentative="1">
+      <w:start w:val="1"/>
+      <w:numFmt w:val="decimal"/>
+      <w:lvlText w:val="%7."/>
+      <w:lvlJc w:val="left"/>
+      <w:pPr>
+        <w:ind w:left="5749" w:hanging="360"/>
+      </w:pPr>
+    </w:lvl>
+    <w:lvl w:ilvl="7" w:tplc="04190019" w:tentative="1">
+      <w:start w:val="1"/>
+      <w:numFmt w:val="lowerLetter"/>
+      <w:lvlText w:val="%8."/>
+      <w:lvlJc w:val="left"/>
+      <w:pPr>
+        <w:ind w:left="6469" w:hanging="360"/>
+      </w:pPr>
+    </w:lvl>
+    <w:lvl w:ilvl="8" w:tplc="0419001B" w:tentative="1">
+      <w:start w:val="1"/>
+      <w:numFmt w:val="lowerRoman"/>
+      <w:lvlText w:val="%9."/>
+      <w:lvlJc w:val="right"/>
+      <w:pPr>
+        <w:ind w:left="7189" w:hanging="180"/>
+      </w:pPr>
+    </w:lvl>
+  </w:abstractNum>
+  <w:abstractNum w:abstractNumId="2" w15:restartNumberingAfterBreak="0">
+    <w:nsid w:val="5F5E5A67"/>
+    <w:multiLevelType w:val="hybridMultilevel"/>
+    <w:tmpl w:val="9478316C"/>
+    <w:lvl w:ilvl="0" w:tplc="C4BC0C5C">
+      <w:start w:val="1"/>
+      <w:numFmt w:val="decimal"/>
+      <w:lvlText w:val="%1."/>
+      <w:lvlJc w:val="left"/>
+      <w:pPr>
+        <w:ind w:left="1069" w:hanging="360"/>
+      </w:pPr>
+      <w:rPr>
+        <w:rFonts w:hint="default"/>
+      </w:rPr>
+    </w:lvl>
+    <w:lvl w:ilvl="1" w:tplc="04190019" w:tentative="1">
+      <w:start w:val="1"/>
+      <w:numFmt w:val="lowerLetter"/>
+      <w:lvlText w:val="%2."/>
+      <w:lvlJc w:val="left"/>
+      <w:pPr>
+        <w:ind w:left="1789" w:hanging="360"/>
+      </w:pPr>
+    </w:lvl>
+    <w:lvl w:ilvl="2" w:tplc="0419001B" w:tentative="1">
+      <w:start w:val="1"/>
+      <w:numFmt w:val="lowerRoman"/>
+      <w:lvlText w:val="%3."/>
+      <w:lvlJc w:val="right"/>
+      <w:pPr>
+        <w:ind w:left="2509" w:hanging="180"/>
+      </w:pPr>
+    </w:lvl>
+    <w:lvl w:ilvl="3" w:tplc="0419000F" w:tentative="1">
+      <w:start w:val="1"/>
+      <w:numFmt w:val="decimal"/>
+      <w:lvlText w:val="%4."/>
+      <w:lvlJc w:val="left"/>
+      <w:pPr>
+        <w:ind w:left="3229" w:hanging="360"/>
+      </w:pPr>
+    </w:lvl>
+    <w:lvl w:ilvl="4" w:tplc="04190019" w:tentative="1">
+      <w:start w:val="1"/>
+      <w:numFmt w:val="lowerLetter"/>
+      <w:lvlText w:val="%5."/>
+      <w:lvlJc w:val="left"/>
+      <w:pPr>
+        <w:ind w:left="3949" w:hanging="360"/>
+      </w:pPr>
+    </w:lvl>
+    <w:lvl w:ilvl="5" w:tplc="0419001B" w:tentative="1">
+      <w:start w:val="1"/>
+      <w:numFmt w:val="lowerRoman"/>
+      <w:lvlText w:val="%6."/>
+      <w:lvlJc w:val="right"/>
+      <w:pPr>
+        <w:ind w:left="4669" w:hanging="180"/>
+      </w:pPr>
+    </w:lvl>
+    <w:lvl w:ilvl="6" w:tplc="0419000F" w:tentative="1">
+      <w:start w:val="1"/>
+      <w:numFmt w:val="decimal"/>
+      <w:lvlText w:val="%7."/>
+      <w:lvlJc w:val="left"/>
+      <w:pPr>
+        <w:ind w:left="5389" w:hanging="360"/>
+      </w:pPr>
+    </w:lvl>
+    <w:lvl w:ilvl="7" w:tplc="04190019" w:tentative="1">
+      <w:start w:val="1"/>
+      <w:numFmt w:val="lowerLetter"/>
+      <w:lvlText w:val="%8."/>
+      <w:lvlJc w:val="left"/>
+      <w:pPr>
+        <w:ind w:left="6109" w:hanging="360"/>
+      </w:pPr>
+    </w:lvl>
+    <w:lvl w:ilvl="8" w:tplc="0419001B" w:tentative="1">
+      <w:start w:val="1"/>
+      <w:numFmt w:val="lowerRoman"/>
+      <w:lvlText w:val="%9."/>
+      <w:lvlJc w:val="right"/>
+      <w:pPr>
+        <w:ind w:left="6829" w:hanging="180"/>
+      </w:pPr>
+    </w:lvl>
+  </w:abstractNum>
+  <w:num w:numId="1">
+    <w:abstractNumId w:val="1"/>
+  </w:num>
+  <w:num w:numId="2">
+    <w:abstractNumId w:val="2"/>
+  </w:num>
+  <w:num w:numId="3">
+    <w:abstractNumId w:val="0"/>
+  </w:num>
+</w:numbering>
 </file>
 
 <file path=word/styles.xml><?xml version="1.0" encoding="utf-8"?>
